--- a/Exc1/Проблемные места.docx
+++ b/Exc1/Проблемные места.docx
@@ -114,25 +114,7 @@
         <w:t>DWH</w:t>
       </w:r>
       <w:r>
-        <w:t xml:space="preserve"> </w:t>
-      </w:r>
-      <w:r>
-        <w:t>используется как транзакционная БД и как аналитическая БД</w:t>
-      </w:r>
-      <w:r>
-        <w:t xml:space="preserve"> – </w:t>
-      </w:r>
-      <w:r>
-        <w:t>снижает</w:t>
-      </w:r>
-      <w:r>
-        <w:t>ся</w:t>
-      </w:r>
-      <w:r>
-        <w:t xml:space="preserve"> производительность</w:t>
-      </w:r>
-      <w:r>
-        <w:t>.</w:t>
+        <w:t xml:space="preserve"> используется как транзакционная БД и как аналитическая БД – снижается производительность.</w:t>
       </w:r>
     </w:p>
     <w:p>
@@ -185,9 +167,6 @@
         <w:tabs>
           <w:tab w:val="left" w:pos="2550"/>
         </w:tabs>
-        <w:rPr>
-          <w:lang w:val="en-US"/>
-        </w:rPr>
       </w:pPr>
     </w:p>
     <w:p>
@@ -349,10 +328,7 @@
         </w:tabs>
       </w:pPr>
       <w:r>
-        <w:t>Переписать сервис клиник</w:t>
-      </w:r>
-      <w:r>
-        <w:t xml:space="preserve"> с </w:t>
+        <w:t xml:space="preserve">Переписать сервис клиник с </w:t>
       </w:r>
       <w:r>
         <w:rPr>
@@ -1651,6 +1627,7 @@
   <w:style w:type="character" w:default="1" w:styleId="a0">
     <w:name w:val="Default Paragraph Font"/>
     <w:uiPriority w:val="1"/>
+    <w:semiHidden/>
     <w:unhideWhenUsed/>
   </w:style>
   <w:style w:type="table" w:default="1" w:styleId="a1">

--- a/Exc1/Проблемные места.docx
+++ b/Exc1/Проблемные места.docx
@@ -406,6 +406,138 @@
           <w:tab w:val="left" w:pos="2550"/>
         </w:tabs>
       </w:pPr>
+    </w:p>
+    <w:p>
+      <w:pPr>
+        <w:tabs>
+          <w:tab w:val="left" w:pos="2550"/>
+        </w:tabs>
+      </w:pPr>
+    </w:p>
+    <w:p>
+      <w:pPr>
+        <w:tabs>
+          <w:tab w:val="left" w:pos="2550"/>
+        </w:tabs>
+        <w:rPr>
+          <w:b/>
+          <w:bCs/>
+          <w:u w:val="single"/>
+        </w:rPr>
+      </w:pPr>
+      <w:r>
+        <w:rPr>
+          <w:b/>
+          <w:bCs/>
+          <w:u w:val="single"/>
+        </w:rPr>
+        <w:t xml:space="preserve">Ответ на вопрос: </w:t>
+      </w:r>
+      <w:r>
+        <w:rPr>
+          <w:b/>
+          <w:bCs/>
+          <w:u w:val="single"/>
+        </w:rPr>
+        <w:t>не станет ли Greenplum таким же узким местом</w:t>
+      </w:r>
+      <w:r>
+        <w:rPr>
+          <w:b/>
+          <w:bCs/>
+          <w:u w:val="single"/>
+        </w:rPr>
+        <w:t>?</w:t>
+      </w:r>
+    </w:p>
+    <w:p>
+      <w:pPr>
+        <w:tabs>
+          <w:tab w:val="left" w:pos="2550"/>
+        </w:tabs>
+      </w:pPr>
+      <w:r>
+        <w:t>Greenplum</w:t>
+      </w:r>
+      <w:r>
+        <w:t xml:space="preserve"> поддерживает горизонтальное масштабирование, и мы можем применить георезервирование, реплицируя данные.</w:t>
+      </w:r>
+    </w:p>
+    <w:p>
+      <w:pPr>
+        <w:tabs>
+          <w:tab w:val="left" w:pos="2550"/>
+        </w:tabs>
+      </w:pPr>
+      <w:r>
+        <w:t xml:space="preserve">Если сервисы располагаются в разных ЦОД то в каждом ЦОД располагается </w:t>
+      </w:r>
+      <w:r>
+        <w:rPr>
+          <w:lang w:val="en-US"/>
+        </w:rPr>
+        <w:t>Debezium</w:t>
+      </w:r>
+      <w:r>
+        <w:t xml:space="preserve"> </w:t>
+      </w:r>
+      <w:r>
+        <w:t xml:space="preserve">и </w:t>
+      </w:r>
+      <w:r>
+        <w:rPr>
+          <w:lang w:val="en-US"/>
+        </w:rPr>
+        <w:t>Kafka</w:t>
+      </w:r>
+      <w:r>
+        <w:t xml:space="preserve"> и из каждой </w:t>
+      </w:r>
+      <w:r>
+        <w:rPr>
+          <w:lang w:val="en-US"/>
+        </w:rPr>
+        <w:t>Kafka</w:t>
+      </w:r>
+      <w:r>
+        <w:t xml:space="preserve"> </w:t>
+      </w:r>
+      <w:r>
+        <w:t xml:space="preserve">данные </w:t>
+      </w:r>
+      <w:r>
+        <w:t>отправля</w:t>
+      </w:r>
+      <w:r>
+        <w:t>ю</w:t>
+      </w:r>
+      <w:r>
+        <w:t xml:space="preserve">тся в </w:t>
+      </w:r>
+      <w:r>
+        <w:t>Greenplum</w:t>
+      </w:r>
+      <w:r>
+        <w:t xml:space="preserve">. Если один </w:t>
+      </w:r>
+      <w:r>
+        <w:t xml:space="preserve">ЦОД с </w:t>
+      </w:r>
+      <w:r>
+        <w:t>Greenplum</w:t>
+      </w:r>
+      <w:r>
+        <w:t xml:space="preserve"> </w:t>
+      </w:r>
+      <w:r>
+        <w:t>недоступен, то перенаправляем на второй</w:t>
+      </w:r>
+      <w:r>
+        <w:t xml:space="preserve"> ЦОД</w:t>
+      </w:r>
+      <w:r>
+        <w:t xml:space="preserve">. </w:t>
+      </w:r>
     </w:p>
     <w:sectPr>
       <w:pgSz w:w="11906" w:h="16838"/>
